--- a/LR_0.docx
+++ b/LR_0.docx
@@ -42,6 +42,31 @@
             <o:lock v:ext="edit" aspectratio="t"/>
           </v:shapetype>
         </w:pict>
+      </w:r>
+    </w:p>
+    <w:p>
+      <w:pPr>
+        <w:keepNext w:val="0"/>
+        <w:keepLines w:val="0"/>
+        <w:pageBreakBefore w:val="0"/>
+        <w:widowControl w:val="0"/>
+        <w:pBdr>
+          <w:top w:space="0" w:sz="0" w:val="nil"/>
+          <w:left w:space="0" w:sz="0" w:val="nil"/>
+          <w:bottom w:space="0" w:sz="0" w:val="nil"/>
+          <w:right w:space="0" w:sz="0" w:val="nil"/>
+          <w:between w:space="0" w:sz="0" w:val="nil"/>
+        </w:pBdr>
+        <w:shd w:fill="auto" w:val="clear"/>
+        <w:spacing w:after="0" w:before="0" w:line="276" w:lineRule="auto"/>
+        <w:ind w:left="0" w:right="0" w:firstLine="0"/>
+        <w:jc w:val="left"/>
+        <w:rPr/>
+      </w:pPr>
+      <w:r>
+        <w:rPr>
+          <w:rtl w:val="0"/>
+        </w:rPr>
       </w:r>
     </w:p>
     <w:p>
@@ -935,14 +960,14 @@
         </w:rPr>
         <w:drawing>
           <wp:inline distB="114300" distT="114300" distL="114300" distR="114300">
-            <wp:extent cx="5939480" cy="3340100"/>
+            <wp:extent cx="5939480" cy="3657600"/>
             <wp:effectExtent b="0" l="0" r="0" t="0"/>
-            <wp:docPr id="1" name="image1.jpg"/>
+            <wp:docPr id="2" name="image1.png"/>
             <a:graphic>
               <a:graphicData uri="http://schemas.openxmlformats.org/drawingml/2006/picture">
                 <pic:pic>
                   <pic:nvPicPr>
-                    <pic:cNvPr id="0" name="image1.jpg"/>
+                    <pic:cNvPr id="0" name="image1.png"/>
                     <pic:cNvPicPr preferRelativeResize="0"/>
                   </pic:nvPicPr>
                   <pic:blipFill>
@@ -955,7 +980,7 @@
                   <pic:spPr>
                     <a:xfrm>
                       <a:off x="0" y="0"/>
-                      <a:ext cx="5939480" cy="3340100"/>
+                      <a:ext cx="5939480" cy="3657600"/>
                     </a:xfrm>
                     <a:prstGeom prst="rect"/>
                     <a:ln/>
@@ -1058,6 +1083,11 @@
         </w:rPr>
         <w:t xml:space="preserve">Идентифицироваться\Залогиниться</w:t>
       </w:r>
+      <w:r>
+        <w:rPr>
+          <w:rtl w:val="0"/>
+        </w:rPr>
+      </w:r>
     </w:p>
     <w:p>
       <w:pPr>
@@ -1094,6 +1124,11 @@
         </w:rPr>
         <w:t xml:space="preserve">Просмотр списка объектов</w:t>
       </w:r>
+      <w:r>
+        <w:rPr>
+          <w:rtl w:val="0"/>
+        </w:rPr>
+      </w:r>
     </w:p>
     <w:p>
       <w:pPr>
@@ -1130,6 +1165,11 @@
         </w:rPr>
         <w:t xml:space="preserve">Просмотр всех объектов одного года</w:t>
       </w:r>
+      <w:r>
+        <w:rPr>
+          <w:rtl w:val="0"/>
+        </w:rPr>
+      </w:r>
     </w:p>
     <w:p>
       <w:pPr>
@@ -1166,6 +1206,11 @@
         </w:rPr>
         <w:t xml:space="preserve">Просмотр всех объектов одного жанра</w:t>
       </w:r>
+      <w:r>
+        <w:rPr>
+          <w:rtl w:val="0"/>
+        </w:rPr>
+      </w:r>
     </w:p>
     <w:p>
       <w:pPr>
@@ -1202,6 +1247,11 @@
         </w:rPr>
         <w:t xml:space="preserve">Сортировать список всех объектов по информации об объекте</w:t>
       </w:r>
+      <w:r>
+        <w:rPr>
+          <w:rtl w:val="0"/>
+        </w:rPr>
+      </w:r>
     </w:p>
     <w:p>
       <w:pPr>
@@ -1238,6 +1288,11 @@
         </w:rPr>
         <w:t xml:space="preserve">Открывать объект отдельно, видеть его индивидуальную информацию</w:t>
       </w:r>
+      <w:r>
+        <w:rPr>
+          <w:rtl w:val="0"/>
+        </w:rPr>
+      </w:r>
     </w:p>
     <w:p>
       <w:pPr>
@@ -1274,6 +1329,11 @@
         </w:rPr>
         <w:t xml:space="preserve">Создавать личные коллекции</w:t>
       </w:r>
+      <w:r>
+        <w:rPr>
+          <w:rtl w:val="0"/>
+        </w:rPr>
+      </w:r>
     </w:p>
     <w:p>
       <w:pPr>
@@ -1310,6 +1370,11 @@
         </w:rPr>
         <w:t xml:space="preserve">Добавить объект в личную коллекцию</w:t>
       </w:r>
+      <w:r>
+        <w:rPr>
+          <w:rtl w:val="0"/>
+        </w:rPr>
+      </w:r>
     </w:p>
     <w:p>
       <w:pPr>
@@ -1346,6 +1411,11 @@
         </w:rPr>
         <w:t xml:space="preserve">Просматривать личные коллекции</w:t>
       </w:r>
+      <w:r>
+        <w:rPr>
+          <w:rtl w:val="0"/>
+        </w:rPr>
+      </w:r>
     </w:p>
     <w:p>
       <w:pPr>
@@ -1381,6 +1451,11 @@
           <w:rtl w:val="0"/>
         </w:rPr>
         <w:t xml:space="preserve">Оценивать объекты</w:t>
+      </w:r>
+      <w:r>
+        <w:rPr>
+          <w:rtl w:val="0"/>
+        </w:rPr>
       </w:r>
     </w:p>
     <w:p>
@@ -1472,6 +1547,11 @@
         </w:rPr>
         <w:t xml:space="preserve">Язык программирования: Python</w:t>
       </w:r>
+      <w:r>
+        <w:rPr>
+          <w:rtl w:val="0"/>
+        </w:rPr>
+      </w:r>
     </w:p>
     <w:p>
       <w:pPr>
@@ -1513,6 +1593,11 @@
         </w:rPr>
         <w:t xml:space="preserve">Фреймворк: Django</w:t>
       </w:r>
+      <w:r>
+        <w:rPr>
+          <w:rtl w:val="0"/>
+        </w:rPr>
+      </w:r>
     </w:p>
     <w:p>
       <w:pPr>
@@ -1554,6 +1639,11 @@
         </w:rPr>
         <w:t xml:space="preserve">Система контроля версий: Git</w:t>
       </w:r>
+      <w:r>
+        <w:rPr>
+          <w:rtl w:val="0"/>
+        </w:rPr>
+      </w:r>
     </w:p>
     <w:p>
       <w:pPr>
@@ -1684,7 +1774,6 @@
     <w:pPr>
       <w:keepNext w:val="0"/>
       <w:keepLines w:val="0"/>
-      <w:pageBreakBefore w:val="0"/>
       <w:widowControl w:val="1"/>
       <w:pBdr>
         <w:top w:space="0" w:sz="0" w:val="nil"/>
@@ -1749,7 +1838,6 @@
     <w:pPr>
       <w:keepNext w:val="0"/>
       <w:keepLines w:val="0"/>
-      <w:pageBreakBefore w:val="0"/>
       <w:widowControl w:val="1"/>
       <w:pBdr>
         <w:top w:space="0" w:sz="0" w:val="nil"/>
@@ -2112,6 +2200,140 @@
       <w:keepNext w:val="1"/>
       <w:keepLines w:val="1"/>
       <w:spacing w:before="200" w:lineRule="auto"/>
+    </w:pPr>
+    <w:rPr>
+      <w:rFonts w:ascii="Cambria" w:cs="Cambria" w:eastAsia="Cambria" w:hAnsi="Cambria"/>
+      <w:color w:val="243f61"/>
+    </w:rPr>
+  </w:style>
+  <w:style w:type="paragraph" w:styleId="Heading6">
+    <w:name w:val="heading 6"/>
+    <w:basedOn w:val="Normal"/>
+    <w:next w:val="Normal"/>
+    <w:pPr>
+      <w:keepNext w:val="1"/>
+      <w:keepLines w:val="1"/>
+      <w:spacing w:before="200" w:lineRule="auto"/>
+    </w:pPr>
+    <w:rPr>
+      <w:rFonts w:ascii="Cambria" w:cs="Cambria" w:eastAsia="Cambria" w:hAnsi="Cambria"/>
+      <w:i w:val="1"/>
+      <w:color w:val="243f61"/>
+    </w:rPr>
+  </w:style>
+  <w:style w:type="paragraph" w:styleId="Title">
+    <w:name w:val="Title"/>
+    <w:basedOn w:val="Normal"/>
+    <w:next w:val="Normal"/>
+    <w:pPr>
+      <w:keepNext w:val="1"/>
+      <w:keepLines w:val="1"/>
+      <w:pageBreakBefore w:val="0"/>
+      <w:widowControl w:val="1"/>
+      <w:pBdr>
+        <w:top w:space="0" w:sz="0" w:val="nil"/>
+        <w:left w:space="0" w:sz="0" w:val="nil"/>
+        <w:bottom w:space="0" w:sz="0" w:val="nil"/>
+        <w:right w:space="0" w:sz="0" w:val="nil"/>
+        <w:between w:space="0" w:sz="0" w:val="nil"/>
+      </w:pBdr>
+      <w:shd w:fill="auto" w:val="clear"/>
+      <w:spacing w:after="120" w:before="480" w:line="240" w:lineRule="auto"/>
+      <w:ind w:left="0" w:right="0" w:firstLine="0"/>
+      <w:jc w:val="left"/>
+    </w:pPr>
+    <w:rPr>
+      <w:rFonts w:ascii="Times New Roman" w:cs="Times New Roman" w:eastAsia="Times New Roman" w:hAnsi="Times New Roman"/>
+      <w:b w:val="1"/>
+      <w:i w:val="0"/>
+      <w:smallCaps w:val="0"/>
+      <w:strike w:val="0"/>
+      <w:color w:val="000000"/>
+      <w:sz w:val="72"/>
+      <w:szCs w:val="72"/>
+      <w:u w:val="none"/>
+      <w:shd w:fill="auto" w:val="clear"/>
+      <w:vertAlign w:val="baseline"/>
+    </w:rPr>
+  </w:style>
+  <w:style w:type="paragraph" w:styleId="Normal" w:default="1">
+    <w:name w:val="normal"/>
+  </w:style>
+  <w:style w:type="table" w:styleId="TableNormal" w:default="1">
+    <w:name w:val="Table Normal"/>
+  </w:style>
+  <w:style w:type="paragraph" w:styleId="Heading1">
+    <w:name w:val="heading 1"/>
+    <w:basedOn w:val="Normal"/>
+    <w:next w:val="Normal"/>
+    <w:pPr>
+      <w:keepNext w:val="1"/>
+      <w:keepLines w:val="1"/>
+      <w:spacing w:after="360" w:before="360" w:line="360" w:lineRule="auto"/>
+      <w:jc w:val="center"/>
+    </w:pPr>
+    <w:rPr>
+      <w:b w:val="1"/>
+      <w:sz w:val="28"/>
+      <w:szCs w:val="28"/>
+    </w:rPr>
+  </w:style>
+  <w:style w:type="paragraph" w:styleId="Heading2">
+    <w:name w:val="heading 2"/>
+    <w:basedOn w:val="Normal"/>
+    <w:next w:val="Normal"/>
+    <w:pPr>
+      <w:keepNext w:val="1"/>
+      <w:keepLines w:val="1"/>
+      <w:spacing w:before="200" w:lineRule="auto"/>
+    </w:pPr>
+    <w:rPr>
+      <w:rFonts w:ascii="Cambria" w:cs="Cambria" w:eastAsia="Cambria" w:hAnsi="Cambria"/>
+      <w:b w:val="1"/>
+      <w:color w:val="4f81bd"/>
+      <w:sz w:val="26"/>
+      <w:szCs w:val="26"/>
+    </w:rPr>
+  </w:style>
+  <w:style w:type="paragraph" w:styleId="Heading3">
+    <w:name w:val="heading 3"/>
+    <w:basedOn w:val="Normal"/>
+    <w:next w:val="Normal"/>
+    <w:pPr>
+      <w:keepNext w:val="1"/>
+      <w:keepLines w:val="1"/>
+      <w:spacing w:before="200" w:lineRule="auto"/>
+    </w:pPr>
+    <w:rPr>
+      <w:rFonts w:ascii="Cambria" w:cs="Cambria" w:eastAsia="Cambria" w:hAnsi="Cambria"/>
+      <w:b w:val="1"/>
+      <w:color w:val="4f81bd"/>
+    </w:rPr>
+  </w:style>
+  <w:style w:type="paragraph" w:styleId="Heading4">
+    <w:name w:val="heading 4"/>
+    <w:basedOn w:val="Normal"/>
+    <w:next w:val="Normal"/>
+    <w:pPr>
+      <w:keepNext w:val="1"/>
+      <w:keepLines w:val="1"/>
+      <w:spacing w:before="200" w:lineRule="auto"/>
+    </w:pPr>
+    <w:rPr>
+      <w:rFonts w:ascii="Cambria" w:cs="Cambria" w:eastAsia="Cambria" w:hAnsi="Cambria"/>
+      <w:b w:val="1"/>
+      <w:i w:val="1"/>
+      <w:color w:val="4f81bd"/>
+    </w:rPr>
+  </w:style>
+  <w:style w:type="paragraph" w:styleId="Heading5">
+    <w:name w:val="heading 5"/>
+    <w:basedOn w:val="Normal"/>
+    <w:next w:val="Normal"/>
+    <w:pPr>
+      <w:keepNext w:val="1"/>
+      <w:keepLines w:val="1"/>
+      <w:spacing w:before="200" w:lineRule="auto"/>
       <w:ind w:left="0" w:firstLine="709"/>
     </w:pPr>
     <w:rPr>
@@ -3296,6 +3518,41 @@
       <w:b w:val="1"/>
       <w:sz w:val="28"/>
       <w:szCs w:val="28"/>
+    </w:rPr>
+  </w:style>
+  <w:style w:type="paragraph" w:styleId="Subtitle">
+    <w:name w:val="Subtitle"/>
+    <w:basedOn w:val="Normal"/>
+    <w:next w:val="Normal"/>
+    <w:pPr>
+      <w:keepNext w:val="0"/>
+      <w:keepLines w:val="0"/>
+      <w:pageBreakBefore w:val="0"/>
+      <w:widowControl w:val="1"/>
+      <w:pBdr>
+        <w:top w:space="0" w:sz="0" w:val="nil"/>
+        <w:left w:space="0" w:sz="0" w:val="nil"/>
+        <w:bottom w:space="0" w:sz="0" w:val="nil"/>
+        <w:right w:space="0" w:sz="0" w:val="nil"/>
+        <w:between w:space="0" w:sz="0" w:val="nil"/>
+      </w:pBdr>
+      <w:shd w:fill="auto" w:val="clear"/>
+      <w:spacing w:after="0" w:before="240" w:line="360" w:lineRule="auto"/>
+      <w:ind w:left="0" w:right="0" w:firstLine="709"/>
+      <w:jc w:val="both"/>
+    </w:pPr>
+    <w:rPr>
+      <w:rFonts w:ascii="Times New Roman" w:cs="Times New Roman" w:eastAsia="Times New Roman" w:hAnsi="Times New Roman"/>
+      <w:b w:val="1"/>
+      <w:i w:val="0"/>
+      <w:smallCaps w:val="0"/>
+      <w:strike w:val="0"/>
+      <w:color w:val="000000"/>
+      <w:sz w:val="28"/>
+      <w:szCs w:val="28"/>
+      <w:u w:val="none"/>
+      <w:shd w:fill="auto" w:val="clear"/>
+      <w:vertAlign w:val="baseline"/>
     </w:rPr>
   </w:style>
 </w:styles>
@@ -3586,7 +3843,7 @@
 
 <file path=customXML/item1.xml><?xml version="1.0" encoding="utf-8"?>
 <go:gDocsCustomXmlDataStorage xmlns:go="http://customooxmlschemas.google.com/" xmlns:r="http://schemas.openxmlformats.org/officeDocument/2006/relationships" uri="GoogleDocsCustomDataVersion2">
-  <go:docsCustomData xmlns:go="http://customooxmlschemas.google.com/" roundtripDataSignature="AMtx7mh0Yl0qj628w7UJspqSwtpGeF9VCg==">CgMxLjAaJQoBMBIgCh4IB0IaCg9UaW1lcyBOZXcgUm9tYW4SB0d1bmdzdWg4AHIhMXhhRXc2LS1fVllaV01raGI1aXhsNV85Z0RQQTU3Rkdk</go:docsCustomData>
+  <go:docsCustomData xmlns:go="http://customooxmlschemas.google.com/" roundtripDataSignature="AMtx7mgjromuyKil59eQvprscjDIt984IQ==">CgMxLjAaJQoBMBIgCh4IB0IaCg9UaW1lcyBOZXcgUm9tYW4SB0d1bmdzdWg4AHIhMWRldUNheTJOaVE5RjNWNmdFYmpsOUZRYkRxcEhtNHJi</go:docsCustomData>
 </go:gDocsCustomXmlDataStorage>
 </file>
 
